--- a/entregables/sound-travel/Sound_Travel_Matriz_Cumplimiento.docx
+++ b/entregables/sound-travel/Sound_Travel_Matriz_Cumplimiento.docx
@@ -180,7 +180,7 @@
               <w:rPr>
                 <w:sz w:val="19"/>
               </w:rPr>
-              <w:t>3, 4</w:t>
+              <w:t>2</w:t>
             </w:r>
           </w:p>
         </w:tc>
@@ -254,7 +254,7 @@
               <w:rPr>
                 <w:sz w:val="19"/>
               </w:rPr>
-              <w:t>4, 5</w:t>
+              <w:t>2, 3</w:t>
             </w:r>
           </w:p>
         </w:tc>
@@ -328,7 +328,7 @@
               <w:rPr>
                 <w:sz w:val="19"/>
               </w:rPr>
-              <w:t>6</w:t>
+              <w:t>3</w:t>
             </w:r>
           </w:p>
         </w:tc>
@@ -402,7 +402,7 @@
               <w:rPr>
                 <w:sz w:val="19"/>
               </w:rPr>
-              <w:t>7</w:t>
+              <w:t>4</w:t>
             </w:r>
           </w:p>
         </w:tc>
@@ -476,7 +476,7 @@
               <w:rPr>
                 <w:sz w:val="19"/>
               </w:rPr>
-              <w:t>8</w:t>
+              <w:t>4</w:t>
             </w:r>
           </w:p>
         </w:tc>
@@ -536,7 +536,7 @@
               <w:rPr>
                 <w:sz w:val="19"/>
               </w:rPr>
-              <w:t>Recurso humano y roles (guía, jefe de operaciones, vendedor, etc.)</w:t>
+              <w:t>Recurso humano y roles</w:t>
             </w:r>
           </w:p>
         </w:tc>
@@ -550,7 +550,7 @@
               <w:rPr>
                 <w:sz w:val="19"/>
               </w:rPr>
-              <w:t>8</w:t>
+              <w:t>4</w:t>
             </w:r>
           </w:p>
         </w:tc>
@@ -624,7 +624,7 @@
               <w:rPr>
                 <w:sz w:val="19"/>
               </w:rPr>
-              <w:t>9</w:t>
+              <w:t>5</w:t>
             </w:r>
           </w:p>
         </w:tc>
@@ -698,7 +698,7 @@
               <w:rPr>
                 <w:sz w:val="19"/>
               </w:rPr>
-              <w:t>10</w:t>
+              <w:t>5</w:t>
             </w:r>
           </w:p>
         </w:tc>
@@ -758,7 +758,7 @@
               <w:rPr>
                 <w:sz w:val="19"/>
               </w:rPr>
-              <w:t>Procesos externos: relación con proveedores (alojamiento, transporte, alimentación, seguros)</w:t>
+              <w:t>Procesos externos: proveedores (alojamiento, transporte, alimentación, seguros)</w:t>
             </w:r>
           </w:p>
         </w:tc>
@@ -772,7 +772,7 @@
               <w:rPr>
                 <w:sz w:val="19"/>
               </w:rPr>
-              <w:t>10, 12, 14</w:t>
+              <w:t>5, 7, 8</w:t>
             </w:r>
           </w:p>
         </w:tc>
@@ -802,7 +802,7 @@
                 <w:color w:val="B45309"/>
                 <w:sz w:val="19"/>
               </w:rPr>
-              <w:t>Parcial: transporte, alimentación y ticketeras desarrollados; alojamiento no aplica (salidas de día); seguros solo SOAP</w:t>
+              <w:t>Parcial: transporte, alimentación y ticketeras desarrollados; alojamiento no aplica; seguros solo SOAP</w:t>
             </w:r>
           </w:p>
         </w:tc>
@@ -832,7 +832,7 @@
               <w:rPr>
                 <w:sz w:val="19"/>
               </w:rPr>
-              <w:t>Procesos externos: alianzas estratégicas (SERNATUR, municipios, organizaciones locales)</w:t>
+              <w:t>Procesos externos: alianzas estratégicas</w:t>
             </w:r>
           </w:p>
         </w:tc>
@@ -846,7 +846,7 @@
               <w:rPr>
                 <w:sz w:val="19"/>
               </w:rPr>
-              <w:t>10, 15</w:t>
+              <w:t>5, 8</w:t>
             </w:r>
           </w:p>
         </w:tc>
@@ -920,7 +920,7 @@
               <w:rPr>
                 <w:sz w:val="19"/>
               </w:rPr>
-              <w:t>10, 15</w:t>
+              <w:t>5, 8</w:t>
             </w:r>
           </w:p>
         </w:tc>
@@ -994,7 +994,7 @@
               <w:rPr>
                 <w:sz w:val="19"/>
               </w:rPr>
-              <w:t>11</w:t>
+              <w:t>6</w:t>
             </w:r>
           </w:p>
         </w:tc>
@@ -1068,7 +1068,7 @@
               <w:rPr>
                 <w:sz w:val="19"/>
               </w:rPr>
-              <w:t>12</w:t>
+              <w:t>7</w:t>
             </w:r>
           </w:p>
         </w:tc>
@@ -1142,7 +1142,7 @@
               <w:rPr>
                 <w:sz w:val="19"/>
               </w:rPr>
-              <w:t>13</w:t>
+              <w:t>7</w:t>
             </w:r>
           </w:p>
         </w:tc>
@@ -1202,7 +1202,7 @@
               <w:rPr>
                 <w:sz w:val="19"/>
               </w:rPr>
-              <w:t>Líneas o flechas según tipo de relación (coordinación, contratación, información)</w:t>
+              <w:t>Líneas según tipo de relación (coordinación, contratación, información)</w:t>
             </w:r>
           </w:p>
         </w:tc>
@@ -1216,7 +1216,7 @@
               <w:rPr>
                 <w:sz w:val="19"/>
               </w:rPr>
-              <w:t>13</w:t>
+              <w:t>7</w:t>
             </w:r>
           </w:p>
         </w:tc>
@@ -1290,7 +1290,7 @@
               <w:rPr>
                 <w:sz w:val="19"/>
               </w:rPr>
-              <w:t>12, 14, 15</w:t>
+              <w:t>7, 8</w:t>
             </w:r>
           </w:p>
         </w:tc>
@@ -1350,7 +1350,7 @@
               <w:rPr>
                 <w:sz w:val="19"/>
               </w:rPr>
-              <w:t>Relación entre servicio, características y necesidades de la demanda</w:t>
+              <w:t>Relación entre servicio y necesidades de la demanda</w:t>
             </w:r>
           </w:p>
         </w:tc>
@@ -1364,7 +1364,7 @@
               <w:rPr>
                 <w:sz w:val="19"/>
               </w:rPr>
-              <w:t>5, 16</w:t>
+              <w:t>3, 9</w:t>
             </w:r>
           </w:p>
         </w:tc>
@@ -1438,7 +1438,7 @@
               <w:rPr>
                 <w:sz w:val="19"/>
               </w:rPr>
-              <w:t>13, 14, 16</w:t>
+              <w:t>7, 8, 9</w:t>
             </w:r>
           </w:p>
         </w:tc>
@@ -1512,7 +1512,7 @@
               <w:rPr>
                 <w:sz w:val="19"/>
               </w:rPr>
-              <w:t>17</w:t>
+              <w:t>10</w:t>
             </w:r>
           </w:p>
         </w:tc>
@@ -1586,7 +1586,7 @@
               <w:rPr>
                 <w:sz w:val="19"/>
               </w:rPr>
-              <w:t>17</w:t>
+              <w:t>10</w:t>
             </w:r>
           </w:p>
         </w:tc>
@@ -1660,7 +1660,7 @@
               <w:rPr>
                 <w:sz w:val="19"/>
               </w:rPr>
-              <w:t>18</w:t>
+              <w:t>10</w:t>
             </w:r>
           </w:p>
         </w:tc>
@@ -1734,7 +1734,7 @@
               <w:rPr>
                 <w:sz w:val="19"/>
               </w:rPr>
-              <w:t>4, 18</w:t>
+              <w:t>2, 10</w:t>
             </w:r>
           </w:p>
         </w:tc>
@@ -1808,7 +1808,7 @@
               <w:rPr>
                 <w:sz w:val="19"/>
               </w:rPr>
-              <w:t>19</w:t>
+              <w:t>11</w:t>
             </w:r>
           </w:p>
         </w:tc>
@@ -1882,7 +1882,7 @@
               <w:rPr>
                 <w:sz w:val="19"/>
               </w:rPr>
-              <w:t>20</w:t>
+              <w:t>11</w:t>
             </w:r>
           </w:p>
         </w:tc>
@@ -1956,7 +1956,7 @@
               <w:rPr>
                 <w:sz w:val="19"/>
               </w:rPr>
-              <w:t>20</w:t>
+              <w:t>11</w:t>
             </w:r>
           </w:p>
         </w:tc>
@@ -2030,7 +2030,7 @@
               <w:rPr>
                 <w:sz w:val="19"/>
               </w:rPr>
-              <w:t>20</w:t>
+              <w:t>11</w:t>
             </w:r>
           </w:p>
         </w:tc>
@@ -2090,7 +2090,7 @@
               <w:rPr>
                 <w:sz w:val="19"/>
               </w:rPr>
-              <w:t>Protocolos de coordinación y respuesta ante contingencias (solicitado en el encargo)</w:t>
+              <w:t>Protocolo de contingencias</w:t>
             </w:r>
           </w:p>
         </w:tc>
@@ -2104,7 +2104,7 @@
               <w:rPr>
                 <w:sz w:val="19"/>
               </w:rPr>
-              <w:t>21</w:t>
+              <w:t>12</w:t>
             </w:r>
           </w:p>
         </w:tc>
@@ -2134,7 +2134,7 @@
                 <w:color w:val="B45309"/>
                 <w:sz w:val="19"/>
               </w:rPr>
-              <w:t>Parcial en el informe; completado en la presentación con propuestas señaladas</w:t>
+              <w:t>Parcial en el informe; completado con propuestas señaladas</w:t>
             </w:r>
           </w:p>
         </w:tc>
@@ -2178,7 +2178,7 @@
               <w:rPr>
                 <w:sz w:val="19"/>
               </w:rPr>
-              <w:t>1, 2–3, 4–21, 22</w:t>
+              <w:t>1, 2, 3–11, 12</w:t>
             </w:r>
           </w:p>
         </w:tc>
@@ -2252,7 +2252,7 @@
               <w:rPr>
                 <w:sz w:val="19"/>
               </w:rPr>
-              <w:t>23</w:t>
+              <w:t>12 (franja) y este documento</w:t>
             </w:r>
           </w:p>
         </w:tc>
@@ -2282,7 +2282,7 @@
                 <w:color w:val="047857"/>
                 <w:sz w:val="19"/>
               </w:rPr>
-              <w:t>Cumple</w:t>
+              <w:t>Cumple (versión compacta en la diapositiva)</w:t>
             </w:r>
           </w:p>
         </w:tc>
@@ -2440,7 +2440,7 @@
               <w:rPr>
                 <w:sz w:val="19"/>
               </w:rPr>
-              <w:t>3–11</w:t>
+              <w:t>2–6</w:t>
             </w:r>
           </w:p>
         </w:tc>
@@ -2514,7 +2514,7 @@
               <w:rPr>
                 <w:sz w:val="19"/>
               </w:rPr>
-              <w:t>12–16</w:t>
+              <w:t>7–9</w:t>
             </w:r>
           </w:p>
         </w:tc>
@@ -2588,7 +2588,7 @@
               <w:rPr>
                 <w:sz w:val="19"/>
               </w:rPr>
-              <w:t>17–21</w:t>
+              <w:t>10–12</w:t>
             </w:r>
           </w:p>
         </w:tc>
@@ -2651,7 +2651,7 @@
         <w:t xml:space="preserve">Cita normativa (Ley 20.423). </w:t>
       </w:r>
       <w:r>
-        <w:t>El informe atribuye la inscripción en el Registro Nacional de Prestadores al artículo 19. El registro se regula en el Título VII (arts. 30 y siguientes); el art. 33 establece que la inscripción es voluntaria, salvo para alojamiento turístico (art. 34) y turismo aventura. Corregido en la diapositiva 17.</w:t>
+        <w:t>El informe atribuye la inscripción en el Registro Nacional de Prestadores al artículo 19. El registro se regula en el Título VII (arts. 30 y siguientes); el art. 33 establece que la inscripción es voluntaria, salvo para alojamiento turístico (art. 34) y turismo aventura. Corregido en la diapositiva 10.</w:t>
       </w:r>
     </w:p>
     <w:p>
@@ -2665,7 +2665,7 @@
         <w:t xml:space="preserve">Cita normativa (licencias). </w:t>
       </w:r>
       <w:r>
-        <w:t>El informe vincula las licencias A2/A3 al D.S. 80/2004. Las clases de licencia están en el art. 12 de la Ley 18.290 de Tránsito (A2: 10 a 17 asientos; A3: sin límite). El D.S. 80 regula el transporte privado remunerado de pasajeros. Corregido en la diapositiva 17.</w:t>
+        <w:t>El informe vincula las licencias A2/A3 al D.S. 80/2004. Las clases de licencia están en el art. 12 de la Ley 18.290 de Tránsito (A2: 10 a 17 asientos; A3: sin límite). El D.S. 80 regula el transporte privado remunerado de pasajeros. Corregido en la diapositiva 10.</w:t>
       </w:r>
     </w:p>
     <w:p>
@@ -2679,7 +2679,7 @@
         <w:t xml:space="preserve">Festival Internacional de Temuco 2027. </w:t>
       </w:r>
       <w:r>
-        <w:t>El informe lo presenta como «anunciado». No se encontró confirmación verificable; se presenta como escenario proyectado (diapositiva 3).</w:t>
+        <w:t>El informe lo presenta como «anunciado». No se encontró confirmación verificable; se presenta como escenario proyectado (diapositiva 2).</w:t>
       </w:r>
     </w:p>
     <w:p>
@@ -2707,7 +2707,7 @@
         <w:t xml:space="preserve">Matriz de tareas incompleta. </w:t>
       </w:r>
       <w:r>
-        <w:t>El informe cubre cuatro momentos y omite la etapa 5 (encuesta post-evento), sin responsable asignado. Se agregó una fila complementaria (diapositiva 19).</w:t>
+        <w:t>El informe cubre cuatro momentos y omite la etapa 5 (encuesta post-evento), sin responsable asignado. Se agregó una fila complementaria (diapositiva 11).</w:t>
       </w:r>
     </w:p>
     <w:p>
@@ -2721,7 +2721,7 @@
         <w:t xml:space="preserve">Protocolo de contingencias. </w:t>
       </w:r>
       <w:r>
-        <w:t>El informe menciona planes de contingencia y medidas aisladas, pero no un protocolo formal. Se ordenaron en una tabla y se añadieron dos situaciones y un escalamiento marcados como propuesta (diapositiva 21).</w:t>
+        <w:t>El informe menciona planes de contingencia y medidas aisladas, pero no un protocolo formal. Se ordenaron en una tabla y se añadieron dos situaciones y un escalamiento marcados como propuesta (diapositiva 12).</w:t>
       </w:r>
     </w:p>
     <w:p>
@@ -3072,7 +3072,7 @@
               <w:rPr>
                 <w:sz w:val="19"/>
               </w:rPr>
-              <w:t>Nota en diapositivas 17 y 23</w:t>
+              <w:t>Nota en diapositivas 10 y 12</w:t>
             </w:r>
           </w:p>
         </w:tc>
